--- a/lab_04/docs/Отчёт_4.docx
+++ b/lab_04/docs/Отчёт_4.docx
@@ -1033,42 +1033,59 @@
     </w:p>
     <w:p>
       <w:pPr>
-        <w:pStyle w:val="Normal"/>
+        <w:pStyle w:val="ListParagraph"/>
+        <w:numPr>
+          <w:ilvl w:val="0"/>
+          <w:numId w:val="3"/>
+        </w:numPr>
         <w:jc w:val="both"/>
         <w:rPr>
           <w:rFonts w:ascii="Times New Roman" w:hAnsi="Times New Roman" w:cs="Times New Roman"/>
-          <w:b/>
-          <w:sz w:val="28"/>
-          <w:szCs w:val="28"/>
-        </w:rPr>
-      </w:pPr>
-      <w:r>
-        <w:rPr>
-          <w:rFonts w:cs="Times New Roman" w:ascii="Times New Roman" w:hAnsi="Times New Roman"/>
-          <w:b/>
-          <w:sz w:val="28"/>
-          <w:szCs w:val="28"/>
-        </w:rPr>
-      </w:r>
-    </w:p>
-    <w:p>
-      <w:pPr>
-        <w:pStyle w:val="Normal"/>
-        <w:jc w:val="both"/>
-        <w:rPr>
-          <w:rFonts w:ascii="Times New Roman" w:hAnsi="Times New Roman" w:cs="Times New Roman"/>
-          <w:b/>
-          <w:sz w:val="28"/>
-          <w:szCs w:val="28"/>
-        </w:rPr>
-      </w:pPr>
-      <w:r>
-        <w:rPr>
-          <w:rFonts w:cs="Times New Roman" w:ascii="Times New Roman" w:hAnsi="Times New Roman"/>
-          <w:b/>
-          <w:sz w:val="28"/>
-          <w:szCs w:val="28"/>
-        </w:rPr>
+          <w:sz w:val="28"/>
+          <w:szCs w:val="28"/>
+        </w:rPr>
+      </w:pPr>
+      <w:r>
+        <w:rPr>
+          <w:rFonts w:cs="Times New Roman" w:ascii="Times New Roman" w:hAnsi="Times New Roman"/>
+          <w:sz w:val="28"/>
+          <w:szCs w:val="28"/>
+        </w:rPr>
+        <w:t>“</w:t>
+      </w:r>
+      <w:r>
+        <w:rPr>
+          <w:rFonts w:cs="Times New Roman" w:ascii="Times New Roman" w:hAnsi="Times New Roman"/>
+          <w:sz w:val="28"/>
+          <w:szCs w:val="28"/>
+          <w:lang w:val="en-US"/>
+        </w:rPr>
+        <w:t>ERROR</w:t>
+      </w:r>
+      <w:r>
+        <w:rPr>
+          <w:rFonts w:cs="Times New Roman" w:ascii="Times New Roman" w:hAnsi="Times New Roman"/>
+          <w:sz w:val="28"/>
+          <w:szCs w:val="28"/>
+        </w:rPr>
+        <w:t>_</w:t>
+      </w:r>
+      <w:r>
+        <w:rPr>
+          <w:rFonts w:cs="Times New Roman" w:ascii="Times New Roman" w:hAnsi="Times New Roman"/>
+          <w:sz w:val="28"/>
+          <w:szCs w:val="28"/>
+          <w:lang w:val="en-US"/>
+        </w:rPr>
+        <w:t>INPUT</w:t>
+      </w:r>
+      <w:r>
+        <w:rPr>
+          <w:rFonts w:cs="Times New Roman" w:ascii="Times New Roman" w:hAnsi="Times New Roman"/>
+          <w:sz w:val="28"/>
+          <w:szCs w:val="28"/>
+        </w:rPr>
+        <w:t>” – Попытка ввести некорректное значение.</w:t>
       </w:r>
     </w:p>
     <w:p>
@@ -1666,6 +1683,23 @@
           <w:szCs w:val="28"/>
         </w:rPr>
         <w:t>Сравнение производительности.</w:t>
+      </w:r>
+    </w:p>
+    <w:p>
+      <w:pPr>
+        <w:pStyle w:val="Normal"/>
+        <w:rPr>
+          <w:rFonts w:ascii="Times New Roman" w:hAnsi="Times New Roman" w:cs="Times New Roman"/>
+          <w:sz w:val="28"/>
+          <w:szCs w:val="28"/>
+        </w:rPr>
+      </w:pPr>
+      <w:r>
+        <w:rPr>
+          <w:rFonts w:cs="Times New Roman" w:ascii="Times New Roman" w:hAnsi="Times New Roman"/>
+          <w:sz w:val="28"/>
+          <w:szCs w:val="28"/>
+        </w:rPr>
       </w:r>
     </w:p>
     <w:p>
@@ -1976,6 +2010,7 @@
             <w:pPr>
               <w:pStyle w:val="Normal"/>
               <w:widowControl/>
+              <w:suppressAutoHyphens w:val="true"/>
               <w:spacing w:lineRule="auto" w:line="240" w:before="0" w:after="0"/>
               <w:jc w:val="left"/>
               <w:rPr>
@@ -2009,6 +2044,7 @@
             <w:pPr>
               <w:pStyle w:val="Normal"/>
               <w:widowControl/>
+              <w:suppressAutoHyphens w:val="true"/>
               <w:spacing w:lineRule="auto" w:line="240" w:before="0" w:after="0"/>
               <w:jc w:val="left"/>
               <w:rPr>
@@ -2033,6 +2069,7 @@
             <w:pPr>
               <w:pStyle w:val="Normal"/>
               <w:widowControl/>
+              <w:suppressAutoHyphens w:val="true"/>
               <w:spacing w:lineRule="auto" w:line="240" w:before="0" w:after="0"/>
               <w:jc w:val="left"/>
               <w:rPr>
@@ -2057,6 +2094,7 @@
             <w:pPr>
               <w:pStyle w:val="Normal"/>
               <w:widowControl/>
+              <w:suppressAutoHyphens w:val="true"/>
               <w:spacing w:lineRule="auto" w:line="240" w:before="0" w:after="0"/>
               <w:jc w:val="left"/>
               <w:rPr>
@@ -2091,6 +2129,7 @@
             <w:pPr>
               <w:pStyle w:val="Normal"/>
               <w:widowControl/>
+              <w:suppressAutoHyphens w:val="true"/>
               <w:spacing w:lineRule="auto" w:line="240" w:before="0" w:after="0"/>
               <w:jc w:val="left"/>
               <w:rPr>
@@ -2125,6 +2164,7 @@
             <w:pPr>
               <w:pStyle w:val="Normal"/>
               <w:widowControl/>
+              <w:suppressAutoHyphens w:val="true"/>
               <w:spacing w:lineRule="auto" w:line="240" w:before="0" w:after="0"/>
               <w:jc w:val="left"/>
               <w:rPr>
@@ -2262,6 +2302,7 @@
             <w:pPr>
               <w:pStyle w:val="Normal"/>
               <w:widowControl/>
+              <w:suppressAutoHyphens w:val="true"/>
               <w:spacing w:lineRule="auto" w:line="240" w:before="0" w:after="0"/>
               <w:jc w:val="left"/>
               <w:rPr>
@@ -2295,6 +2336,7 @@
             <w:pPr>
               <w:pStyle w:val="Normal"/>
               <w:widowControl/>
+              <w:suppressAutoHyphens w:val="true"/>
               <w:spacing w:lineRule="auto" w:line="240" w:before="0" w:after="0"/>
               <w:jc w:val="left"/>
               <w:rPr>
@@ -2319,6 +2361,7 @@
             <w:pPr>
               <w:pStyle w:val="Normal"/>
               <w:widowControl/>
+              <w:suppressAutoHyphens w:val="true"/>
               <w:spacing w:lineRule="auto" w:line="240" w:before="0" w:after="0"/>
               <w:jc w:val="left"/>
               <w:rPr>
@@ -2343,6 +2386,7 @@
             <w:pPr>
               <w:pStyle w:val="Normal"/>
               <w:widowControl/>
+              <w:suppressAutoHyphens w:val="true"/>
               <w:spacing w:lineRule="auto" w:line="240" w:before="0" w:after="0"/>
               <w:jc w:val="left"/>
               <w:rPr>
@@ -2377,6 +2421,7 @@
             <w:pPr>
               <w:pStyle w:val="Normal"/>
               <w:widowControl/>
+              <w:suppressAutoHyphens w:val="true"/>
               <w:spacing w:lineRule="auto" w:line="240" w:before="0" w:after="0"/>
               <w:jc w:val="left"/>
               <w:rPr>
@@ -2411,6 +2456,7 @@
             <w:pPr>
               <w:pStyle w:val="Normal"/>
               <w:widowControl/>
+              <w:suppressAutoHyphens w:val="true"/>
               <w:spacing w:lineRule="auto" w:line="240" w:before="0" w:after="0"/>
               <w:jc w:val="left"/>
               <w:rPr>
@@ -2547,6 +2593,7 @@
             <w:pPr>
               <w:pStyle w:val="Normal"/>
               <w:widowControl/>
+              <w:suppressAutoHyphens w:val="true"/>
               <w:spacing w:lineRule="auto" w:line="240" w:before="0" w:after="0"/>
               <w:jc w:val="both"/>
               <w:rPr>
@@ -2582,6 +2629,7 @@
             <w:pPr>
               <w:pStyle w:val="Normal"/>
               <w:widowControl/>
+              <w:suppressAutoHyphens w:val="true"/>
               <w:spacing w:lineRule="auto" w:line="240" w:before="0" w:after="0"/>
               <w:jc w:val="both"/>
               <w:rPr>
@@ -2606,6 +2654,7 @@
             <w:pPr>
               <w:pStyle w:val="Normal"/>
               <w:widowControl/>
+              <w:suppressAutoHyphens w:val="true"/>
               <w:spacing w:lineRule="auto" w:line="240" w:before="0" w:after="0"/>
               <w:jc w:val="both"/>
               <w:rPr>
@@ -2630,6 +2679,7 @@
             <w:pPr>
               <w:pStyle w:val="Normal"/>
               <w:widowControl/>
+              <w:suppressAutoHyphens w:val="true"/>
               <w:spacing w:lineRule="auto" w:line="240" w:before="0" w:after="0"/>
               <w:jc w:val="both"/>
               <w:rPr>
@@ -2664,6 +2714,7 @@
             <w:pPr>
               <w:pStyle w:val="Normal"/>
               <w:widowControl/>
+              <w:suppressAutoHyphens w:val="true"/>
               <w:spacing w:lineRule="auto" w:line="240" w:before="0" w:after="0"/>
               <w:jc w:val="both"/>
               <w:rPr>
@@ -2697,6 +2748,7 @@
             <w:pPr>
               <w:pStyle w:val="Normal"/>
               <w:widowControl/>
+              <w:suppressAutoHyphens w:val="true"/>
               <w:spacing w:lineRule="auto" w:line="240" w:before="0" w:after="0"/>
               <w:jc w:val="both"/>
               <w:rPr>
@@ -5565,7 +5617,7 @@
     <w:p>
       <w:pPr>
         <w:pStyle w:val="Normal"/>
-        <w:ind w:firstLine="708"/>
+        <w:ind w:hanging="0"/>
         <w:jc w:val="center"/>
         <w:rPr>
           <w:rFonts w:ascii="Times New Roman" w:hAnsi="Times New Roman" w:cs="Times New Roman"/>
@@ -5581,7 +5633,16 @@
           <w:sz w:val="36"/>
           <w:szCs w:val="36"/>
         </w:rPr>
-        <w:t>5. Тесты</w:t>
+        <w:t xml:space="preserve">5. </w:t>
+      </w:r>
+      <w:r>
+        <w:rPr>
+          <w:rFonts w:cs="Times New Roman" w:ascii="Times New Roman" w:hAnsi="Times New Roman"/>
+          <w:b/>
+          <w:sz w:val="36"/>
+          <w:szCs w:val="36"/>
+        </w:rPr>
+        <w:t>Тесты</w:t>
       </w:r>
     </w:p>
     <w:tbl>
@@ -5613,6 +5674,7 @@
             <w:pPr>
               <w:pStyle w:val="Normal"/>
               <w:widowControl/>
+              <w:suppressAutoHyphens w:val="true"/>
               <w:spacing w:lineRule="auto" w:line="240" w:before="0" w:after="0"/>
               <w:ind w:firstLine="708"/>
               <w:jc w:val="left"/>
@@ -5652,6 +5714,7 @@
                 <w:ilvl w:val="0"/>
                 <w:numId w:val="8"/>
               </w:numPr>
+              <w:suppressAutoHyphens w:val="true"/>
               <w:spacing w:lineRule="auto" w:line="240" w:before="0" w:after="0"/>
               <w:contextualSpacing/>
               <w:jc w:val="left"/>
@@ -5680,6 +5743,7 @@
                 <w:ilvl w:val="0"/>
                 <w:numId w:val="8"/>
               </w:numPr>
+              <w:suppressAutoHyphens w:val="true"/>
               <w:spacing w:lineRule="auto" w:line="240" w:before="0" w:after="0"/>
               <w:contextualSpacing/>
               <w:jc w:val="left"/>
@@ -5708,6 +5772,7 @@
                 <w:ilvl w:val="0"/>
                 <w:numId w:val="8"/>
               </w:numPr>
+              <w:suppressAutoHyphens w:val="true"/>
               <w:spacing w:lineRule="auto" w:line="240" w:before="0" w:after="0"/>
               <w:contextualSpacing/>
               <w:jc w:val="left"/>
@@ -5736,6 +5801,7 @@
                 <w:ilvl w:val="0"/>
                 <w:numId w:val="8"/>
               </w:numPr>
+              <w:suppressAutoHyphens w:val="true"/>
               <w:spacing w:lineRule="auto" w:line="259" w:before="0" w:after="160"/>
               <w:contextualSpacing/>
               <w:jc w:val="left"/>
@@ -5764,6 +5830,7 @@
                 <w:ilvl w:val="0"/>
                 <w:numId w:val="8"/>
               </w:numPr>
+              <w:suppressAutoHyphens w:val="true"/>
               <w:spacing w:lineRule="auto" w:line="240" w:before="0" w:after="0"/>
               <w:contextualSpacing/>
               <w:jc w:val="left"/>
@@ -5792,6 +5859,7 @@
                 <w:ilvl w:val="0"/>
                 <w:numId w:val="8"/>
               </w:numPr>
+              <w:suppressAutoHyphens w:val="true"/>
               <w:spacing w:lineRule="auto" w:line="240" w:before="0" w:after="0"/>
               <w:contextualSpacing/>
               <w:jc w:val="left"/>
@@ -5820,6 +5888,7 @@
                 <w:ilvl w:val="0"/>
                 <w:numId w:val="8"/>
               </w:numPr>
+              <w:suppressAutoHyphens w:val="true"/>
               <w:spacing w:lineRule="auto" w:line="240" w:before="0" w:after="0"/>
               <w:contextualSpacing/>
               <w:jc w:val="left"/>
@@ -5848,6 +5917,7 @@
                 <w:ilvl w:val="0"/>
                 <w:numId w:val="8"/>
               </w:numPr>
+              <w:suppressAutoHyphens w:val="true"/>
               <w:spacing w:lineRule="auto" w:line="240" w:before="0" w:after="0"/>
               <w:contextualSpacing/>
               <w:jc w:val="left"/>
@@ -5876,6 +5946,7 @@
                 <w:ilvl w:val="0"/>
                 <w:numId w:val="8"/>
               </w:numPr>
+              <w:suppressAutoHyphens w:val="true"/>
               <w:spacing w:lineRule="auto" w:line="240" w:before="0" w:after="0"/>
               <w:contextualSpacing/>
               <w:jc w:val="left"/>
@@ -5904,6 +5975,7 @@
                 <w:ilvl w:val="0"/>
                 <w:numId w:val="8"/>
               </w:numPr>
+              <w:suppressAutoHyphens w:val="true"/>
               <w:spacing w:lineRule="auto" w:line="259" w:before="0" w:after="160"/>
               <w:contextualSpacing/>
               <w:jc w:val="left"/>
@@ -5932,6 +6004,7 @@
                 <w:ilvl w:val="0"/>
                 <w:numId w:val="8"/>
               </w:numPr>
+              <w:suppressAutoHyphens w:val="true"/>
               <w:spacing w:lineRule="auto" w:line="240" w:before="0" w:after="0"/>
               <w:contextualSpacing/>
               <w:jc w:val="left"/>
@@ -6002,6 +6075,7 @@
             <w:pPr>
               <w:pStyle w:val="Normal"/>
               <w:widowControl/>
+              <w:suppressAutoHyphens w:val="true"/>
               <w:spacing w:lineRule="auto" w:line="240" w:before="0" w:after="0"/>
               <w:ind w:firstLine="708"/>
               <w:jc w:val="left"/>
@@ -6041,6 +6115,7 @@
                 <w:ilvl w:val="0"/>
                 <w:numId w:val="9"/>
               </w:numPr>
+              <w:suppressAutoHyphens w:val="true"/>
               <w:spacing w:lineRule="auto" w:line="259" w:before="0" w:after="160"/>
               <w:contextualSpacing/>
               <w:jc w:val="left"/>
@@ -6069,6 +6144,7 @@
                 <w:ilvl w:val="0"/>
                 <w:numId w:val="9"/>
               </w:numPr>
+              <w:suppressAutoHyphens w:val="true"/>
               <w:spacing w:lineRule="auto" w:line="259" w:before="0" w:after="160"/>
               <w:contextualSpacing/>
               <w:jc w:val="left"/>
@@ -6097,6 +6173,7 @@
                 <w:ilvl w:val="0"/>
                 <w:numId w:val="9"/>
               </w:numPr>
+              <w:suppressAutoHyphens w:val="true"/>
               <w:spacing w:lineRule="auto" w:line="259" w:before="0" w:after="160"/>
               <w:contextualSpacing/>
               <w:jc w:val="left"/>
@@ -6376,8 +6453,9 @@
         <w:pStyle w:val="ListParagraph"/>
         <w:numPr>
           <w:ilvl w:val="0"/>
-          <w:numId w:val="6"/>
+          <w:numId w:val="0"/>
         </w:numPr>
+        <w:ind w:hanging="0" w:left="720"/>
         <w:jc w:val="center"/>
         <w:rPr>
           <w:rFonts w:ascii="Times New Roman" w:hAnsi="Times New Roman" w:cs="Times New Roman"/>
@@ -6386,6 +6464,15 @@
           <w:szCs w:val="36"/>
         </w:rPr>
       </w:pPr>
+      <w:r>
+        <w:rPr>
+          <w:rFonts w:cs="Times New Roman" w:ascii="Times New Roman" w:hAnsi="Times New Roman"/>
+          <w:b/>
+          <w:sz w:val="36"/>
+          <w:szCs w:val="36"/>
+        </w:rPr>
+        <w:t xml:space="preserve">6. </w:t>
+      </w:r>
       <w:r>
         <w:rPr>
           <w:rFonts w:cs="Times New Roman" w:ascii="Times New Roman" w:hAnsi="Times New Roman"/>
@@ -6432,12 +6519,12 @@
       </w:tblPr>
       <w:tblGrid>
         <w:gridCol w:w="1275"/>
-        <w:gridCol w:w="1134"/>
-        <w:gridCol w:w="1277"/>
+        <w:gridCol w:w="1133"/>
+        <w:gridCol w:w="1278"/>
         <w:gridCol w:w="1275"/>
         <w:gridCol w:w="1276"/>
-        <w:gridCol w:w="1418"/>
-        <w:gridCol w:w="1410"/>
+        <w:gridCol w:w="1419"/>
+        <w:gridCol w:w="1409"/>
       </w:tblGrid>
       <w:tr>
         <w:trPr/>
@@ -6450,6 +6537,7 @@
             <w:pPr>
               <w:pStyle w:val="Normal"/>
               <w:widowControl/>
+              <w:suppressAutoHyphens w:val="true"/>
               <w:spacing w:lineRule="auto" w:line="240" w:before="0" w:after="0"/>
               <w:jc w:val="center"/>
               <w:rPr>
@@ -6472,13 +6560,14 @@
         </w:tc>
         <w:tc>
           <w:tcPr>
-            <w:tcW w:w="1134" w:type="dxa"/>
+            <w:tcW w:w="1133" w:type="dxa"/>
             <w:tcBorders/>
           </w:tcPr>
           <w:p>
             <w:pPr>
               <w:pStyle w:val="Normal"/>
               <w:widowControl/>
+              <w:suppressAutoHyphens w:val="true"/>
               <w:spacing w:lineRule="auto" w:line="240" w:before="0" w:after="0"/>
               <w:jc w:val="center"/>
               <w:rPr>
@@ -6501,13 +6590,14 @@
         </w:tc>
         <w:tc>
           <w:tcPr>
-            <w:tcW w:w="1277" w:type="dxa"/>
+            <w:tcW w:w="1278" w:type="dxa"/>
             <w:tcBorders/>
           </w:tcPr>
           <w:p>
             <w:pPr>
               <w:pStyle w:val="Normal"/>
               <w:widowControl/>
+              <w:suppressAutoHyphens w:val="true"/>
               <w:spacing w:lineRule="auto" w:line="240" w:before="0" w:after="0"/>
               <w:jc w:val="center"/>
               <w:rPr>
@@ -6537,6 +6627,7 @@
             <w:pPr>
               <w:pStyle w:val="Normal"/>
               <w:widowControl/>
+              <w:suppressAutoHyphens w:val="true"/>
               <w:spacing w:lineRule="auto" w:line="240" w:before="0" w:after="0"/>
               <w:jc w:val="center"/>
               <w:rPr>
@@ -6566,6 +6657,7 @@
             <w:pPr>
               <w:pStyle w:val="Normal"/>
               <w:widowControl/>
+              <w:suppressAutoHyphens w:val="true"/>
               <w:spacing w:lineRule="auto" w:line="240" w:before="0" w:after="0"/>
               <w:jc w:val="center"/>
               <w:rPr>
@@ -6588,13 +6680,14 @@
         </w:tc>
         <w:tc>
           <w:tcPr>
-            <w:tcW w:w="1418" w:type="dxa"/>
+            <w:tcW w:w="1419" w:type="dxa"/>
             <w:tcBorders/>
           </w:tcPr>
           <w:p>
             <w:pPr>
               <w:pStyle w:val="Normal"/>
               <w:widowControl/>
+              <w:suppressAutoHyphens w:val="true"/>
               <w:spacing w:lineRule="auto" w:line="240" w:before="0" w:after="0"/>
               <w:jc w:val="center"/>
               <w:rPr>
@@ -6617,13 +6710,14 @@
         </w:tc>
         <w:tc>
           <w:tcPr>
-            <w:tcW w:w="1410" w:type="dxa"/>
+            <w:tcW w:w="1409" w:type="dxa"/>
             <w:tcBorders/>
           </w:tcPr>
           <w:p>
             <w:pPr>
               <w:pStyle w:val="Normal"/>
               <w:widowControl/>
+              <w:suppressAutoHyphens w:val="true"/>
               <w:spacing w:lineRule="auto" w:line="240" w:before="0" w:after="0"/>
               <w:jc w:val="center"/>
               <w:rPr>
@@ -6656,6 +6750,7 @@
             <w:pPr>
               <w:pStyle w:val="Normal"/>
               <w:widowControl/>
+              <w:suppressAutoHyphens w:val="true"/>
               <w:spacing w:lineRule="auto" w:line="240" w:before="0" w:after="0"/>
               <w:jc w:val="left"/>
               <w:rPr>
@@ -6679,13 +6774,14 @@
         </w:tc>
         <w:tc>
           <w:tcPr>
-            <w:tcW w:w="1134" w:type="dxa"/>
+            <w:tcW w:w="1133" w:type="dxa"/>
             <w:tcBorders/>
           </w:tcPr>
           <w:p>
             <w:pPr>
               <w:pStyle w:val="Normal"/>
               <w:widowControl/>
+              <w:suppressAutoHyphens w:val="true"/>
               <w:spacing w:lineRule="auto" w:line="240" w:before="0" w:after="0"/>
               <w:jc w:val="left"/>
               <w:rPr>
@@ -6708,13 +6804,14 @@
         </w:tc>
         <w:tc>
           <w:tcPr>
-            <w:tcW w:w="1277" w:type="dxa"/>
+            <w:tcW w:w="1278" w:type="dxa"/>
             <w:tcBorders/>
           </w:tcPr>
           <w:p>
             <w:pPr>
               <w:pStyle w:val="Normal"/>
               <w:widowControl/>
+              <w:suppressAutoHyphens w:val="true"/>
               <w:spacing w:lineRule="auto" w:line="240" w:before="0" w:after="0"/>
               <w:jc w:val="left"/>
               <w:rPr>
@@ -6744,6 +6841,7 @@
             <w:pPr>
               <w:pStyle w:val="Normal"/>
               <w:widowControl/>
+              <w:suppressAutoHyphens w:val="true"/>
               <w:spacing w:lineRule="auto" w:line="240" w:before="0" w:after="0"/>
               <w:jc w:val="left"/>
               <w:rPr>
@@ -6773,6 +6871,7 @@
             <w:pPr>
               <w:pStyle w:val="Normal"/>
               <w:widowControl/>
+              <w:suppressAutoHyphens w:val="true"/>
               <w:spacing w:lineRule="auto" w:line="240" w:before="0" w:after="0"/>
               <w:jc w:val="left"/>
               <w:rPr>
@@ -6789,19 +6888,20 @@
                 <w:szCs w:val="24"/>
                 <w:lang w:val="ru-RU" w:eastAsia="en-US" w:bidi="ar-SA"/>
               </w:rPr>
-              <w:t xml:space="preserve">160000          </w:t>
+              <w:t>160000</w:t>
             </w:r>
           </w:p>
         </w:tc>
         <w:tc>
           <w:tcPr>
-            <w:tcW w:w="1418" w:type="dxa"/>
+            <w:tcW w:w="1419" w:type="dxa"/>
             <w:tcBorders/>
           </w:tcPr>
           <w:p>
             <w:pPr>
               <w:pStyle w:val="Normal"/>
               <w:widowControl/>
+              <w:suppressAutoHyphens w:val="true"/>
               <w:spacing w:lineRule="auto" w:line="240" w:before="0" w:after="0"/>
               <w:jc w:val="left"/>
               <w:rPr>
@@ -6824,13 +6924,14 @@
         </w:tc>
         <w:tc>
           <w:tcPr>
-            <w:tcW w:w="1410" w:type="dxa"/>
+            <w:tcW w:w="1409" w:type="dxa"/>
             <w:tcBorders/>
           </w:tcPr>
           <w:p>
             <w:pPr>
               <w:pStyle w:val="Normal"/>
               <w:widowControl/>
+              <w:suppressAutoHyphens w:val="true"/>
               <w:spacing w:lineRule="auto" w:line="240" w:before="0" w:after="0"/>
               <w:jc w:val="left"/>
               <w:rPr>
@@ -6847,7 +6948,7 @@
                 <w:szCs w:val="24"/>
                 <w:lang w:val="ru-RU" w:eastAsia="en-US" w:bidi="ar-SA"/>
               </w:rPr>
-              <w:t xml:space="preserve">833.333     </w:t>
+              <w:t>833.333</w:t>
             </w:r>
           </w:p>
         </w:tc>
@@ -6863,6 +6964,7 @@
             <w:pPr>
               <w:pStyle w:val="Normal"/>
               <w:widowControl/>
+              <w:suppressAutoHyphens w:val="true"/>
               <w:spacing w:lineRule="auto" w:line="240" w:before="0" w:after="0"/>
               <w:jc w:val="left"/>
               <w:rPr>
@@ -6886,13 +6988,14 @@
         </w:tc>
         <w:tc>
           <w:tcPr>
-            <w:tcW w:w="1134" w:type="dxa"/>
+            <w:tcW w:w="1133" w:type="dxa"/>
             <w:tcBorders/>
           </w:tcPr>
           <w:p>
             <w:pPr>
               <w:pStyle w:val="Normal"/>
               <w:widowControl/>
+              <w:suppressAutoHyphens w:val="true"/>
               <w:spacing w:lineRule="auto" w:line="240" w:before="0" w:after="0"/>
               <w:jc w:val="left"/>
               <w:rPr>
@@ -6909,19 +7012,20 @@
                 <w:szCs w:val="24"/>
                 <w:lang w:val="ru-RU" w:eastAsia="en-US" w:bidi="ar-SA"/>
               </w:rPr>
-              <w:t xml:space="preserve">0.000001     </w:t>
+              <w:t>0.000001</w:t>
             </w:r>
           </w:p>
         </w:tc>
         <w:tc>
           <w:tcPr>
-            <w:tcW w:w="1277" w:type="dxa"/>
+            <w:tcW w:w="1278" w:type="dxa"/>
             <w:tcBorders/>
           </w:tcPr>
           <w:p>
             <w:pPr>
               <w:pStyle w:val="Normal"/>
               <w:widowControl/>
+              <w:suppressAutoHyphens w:val="true"/>
               <w:spacing w:lineRule="auto" w:line="240" w:before="0" w:after="0"/>
               <w:jc w:val="left"/>
               <w:rPr>
@@ -6938,7 +7042,7 @@
                 <w:szCs w:val="24"/>
                 <w:lang w:val="ru-RU" w:eastAsia="en-US" w:bidi="ar-SA"/>
               </w:rPr>
-              <w:t xml:space="preserve">0.000002     </w:t>
+              <w:t>0.000002</w:t>
             </w:r>
           </w:p>
         </w:tc>
@@ -6951,6 +7055,7 @@
             <w:pPr>
               <w:pStyle w:val="Normal"/>
               <w:widowControl/>
+              <w:suppressAutoHyphens w:val="true"/>
               <w:spacing w:lineRule="auto" w:line="240" w:before="0" w:after="0"/>
               <w:jc w:val="left"/>
               <w:rPr>
@@ -6967,7 +7072,7 @@
                 <w:szCs w:val="24"/>
                 <w:lang w:val="ru-RU" w:eastAsia="en-US" w:bidi="ar-SA"/>
               </w:rPr>
-              <w:t xml:space="preserve">0.711864    </w:t>
+              <w:t>0.711864</w:t>
             </w:r>
           </w:p>
         </w:tc>
@@ -6980,6 +7085,7 @@
             <w:pPr>
               <w:pStyle w:val="Normal"/>
               <w:widowControl/>
+              <w:suppressAutoHyphens w:val="true"/>
               <w:spacing w:lineRule="auto" w:line="240" w:before="0" w:after="0"/>
               <w:jc w:val="left"/>
               <w:rPr>
@@ -6996,19 +7102,20 @@
                 <w:szCs w:val="24"/>
                 <w:lang w:val="ru-RU" w:eastAsia="en-US" w:bidi="ar-SA"/>
               </w:rPr>
-              <w:t xml:space="preserve">160000          </w:t>
+              <w:t>160000</w:t>
             </w:r>
           </w:p>
         </w:tc>
         <w:tc>
           <w:tcPr>
-            <w:tcW w:w="1418" w:type="dxa"/>
+            <w:tcW w:w="1419" w:type="dxa"/>
             <w:tcBorders/>
           </w:tcPr>
           <w:p>
             <w:pPr>
               <w:pStyle w:val="Normal"/>
               <w:widowControl/>
+              <w:suppressAutoHyphens w:val="true"/>
               <w:spacing w:lineRule="auto" w:line="240" w:before="0" w:after="0"/>
               <w:jc w:val="left"/>
               <w:rPr>
@@ -7025,19 +7132,20 @@
                 <w:szCs w:val="24"/>
                 <w:lang w:val="ru-RU" w:eastAsia="en-US" w:bidi="ar-SA"/>
               </w:rPr>
-              <w:t xml:space="preserve">320             </w:t>
+              <w:t>320</w:t>
             </w:r>
           </w:p>
         </w:tc>
         <w:tc>
           <w:tcPr>
-            <w:tcW w:w="1410" w:type="dxa"/>
+            <w:tcW w:w="1409" w:type="dxa"/>
             <w:tcBorders/>
           </w:tcPr>
           <w:p>
             <w:pPr>
               <w:pStyle w:val="Normal"/>
               <w:widowControl/>
+              <w:suppressAutoHyphens w:val="true"/>
               <w:spacing w:lineRule="auto" w:line="240" w:before="0" w:after="0"/>
               <w:jc w:val="left"/>
               <w:rPr>
@@ -7054,7 +7162,7 @@
                 <w:szCs w:val="24"/>
                 <w:lang w:val="ru-RU" w:eastAsia="en-US" w:bidi="ar-SA"/>
               </w:rPr>
-              <w:t xml:space="preserve">500.000     </w:t>
+              <w:t>500.000</w:t>
             </w:r>
           </w:p>
         </w:tc>
@@ -7070,6 +7178,7 @@
             <w:pPr>
               <w:pStyle w:val="Normal"/>
               <w:widowControl/>
+              <w:suppressAutoHyphens w:val="true"/>
               <w:spacing w:lineRule="auto" w:line="240" w:before="0" w:after="0"/>
               <w:jc w:val="left"/>
               <w:rPr>
@@ -7093,13 +7202,14 @@
         </w:tc>
         <w:tc>
           <w:tcPr>
-            <w:tcW w:w="1134" w:type="dxa"/>
+            <w:tcW w:w="1133" w:type="dxa"/>
             <w:tcBorders/>
           </w:tcPr>
           <w:p>
             <w:pPr>
               <w:pStyle w:val="Normal"/>
               <w:widowControl/>
+              <w:suppressAutoHyphens w:val="true"/>
               <w:spacing w:lineRule="auto" w:line="240" w:before="0" w:after="0"/>
               <w:jc w:val="left"/>
               <w:rPr>
@@ -7116,19 +7226,20 @@
                 <w:szCs w:val="24"/>
                 <w:lang w:val="ru-RU" w:eastAsia="en-US" w:bidi="ar-SA"/>
               </w:rPr>
-              <w:t xml:space="preserve">0.000003     </w:t>
+              <w:t>0.000003</w:t>
             </w:r>
           </w:p>
         </w:tc>
         <w:tc>
           <w:tcPr>
-            <w:tcW w:w="1277" w:type="dxa"/>
+            <w:tcW w:w="1278" w:type="dxa"/>
             <w:tcBorders/>
           </w:tcPr>
           <w:p>
             <w:pPr>
               <w:pStyle w:val="Normal"/>
               <w:widowControl/>
+              <w:suppressAutoHyphens w:val="true"/>
               <w:spacing w:lineRule="auto" w:line="240" w:before="0" w:after="0"/>
               <w:jc w:val="left"/>
               <w:rPr>
@@ -7145,7 +7256,7 @@
                 <w:szCs w:val="24"/>
                 <w:lang w:val="ru-RU" w:eastAsia="en-US" w:bidi="ar-SA"/>
               </w:rPr>
-              <w:t xml:space="preserve">0.000007     </w:t>
+              <w:t>0.000007</w:t>
             </w:r>
           </w:p>
         </w:tc>
@@ -7158,6 +7269,7 @@
             <w:pPr>
               <w:pStyle w:val="Normal"/>
               <w:widowControl/>
+              <w:suppressAutoHyphens w:val="true"/>
               <w:spacing w:lineRule="auto" w:line="240" w:before="0" w:after="0"/>
               <w:jc w:val="left"/>
               <w:rPr>
@@ -7174,7 +7286,7 @@
                 <w:szCs w:val="24"/>
                 <w:lang w:val="ru-RU" w:eastAsia="en-US" w:bidi="ar-SA"/>
               </w:rPr>
-              <w:t xml:space="preserve">0.451282    </w:t>
+              <w:t>0.451282</w:t>
             </w:r>
           </w:p>
         </w:tc>
@@ -7187,6 +7299,7 @@
             <w:pPr>
               <w:pStyle w:val="Normal"/>
               <w:widowControl/>
+              <w:suppressAutoHyphens w:val="true"/>
               <w:spacing w:lineRule="auto" w:line="240" w:before="0" w:after="0"/>
               <w:jc w:val="left"/>
               <w:rPr>
@@ -7203,19 +7316,20 @@
                 <w:szCs w:val="24"/>
                 <w:lang w:val="ru-RU" w:eastAsia="en-US" w:bidi="ar-SA"/>
               </w:rPr>
-              <w:t xml:space="preserve">160000          </w:t>
+              <w:t>160000</w:t>
             </w:r>
           </w:p>
         </w:tc>
         <w:tc>
           <w:tcPr>
-            <w:tcW w:w="1418" w:type="dxa"/>
+            <w:tcW w:w="1419" w:type="dxa"/>
             <w:tcBorders/>
           </w:tcPr>
           <w:p>
             <w:pPr>
               <w:pStyle w:val="Normal"/>
               <w:widowControl/>
+              <w:suppressAutoHyphens w:val="true"/>
               <w:spacing w:lineRule="auto" w:line="240" w:before="0" w:after="0"/>
               <w:jc w:val="left"/>
               <w:rPr>
@@ -7232,19 +7346,20 @@
                 <w:szCs w:val="24"/>
                 <w:lang w:val="ru-RU" w:eastAsia="en-US" w:bidi="ar-SA"/>
               </w:rPr>
-              <w:t xml:space="preserve">640             </w:t>
+              <w:t>640</w:t>
             </w:r>
           </w:p>
         </w:tc>
         <w:tc>
           <w:tcPr>
-            <w:tcW w:w="1410" w:type="dxa"/>
+            <w:tcW w:w="1409" w:type="dxa"/>
             <w:tcBorders/>
           </w:tcPr>
           <w:p>
             <w:pPr>
               <w:pStyle w:val="Normal"/>
               <w:widowControl/>
+              <w:suppressAutoHyphens w:val="true"/>
               <w:spacing w:lineRule="auto" w:line="240" w:before="0" w:after="0"/>
               <w:jc w:val="left"/>
               <w:rPr>
@@ -7261,7 +7376,7 @@
                 <w:szCs w:val="24"/>
                 <w:lang w:val="ru-RU" w:eastAsia="en-US" w:bidi="ar-SA"/>
               </w:rPr>
-              <w:t xml:space="preserve">250.000     </w:t>
+              <w:t>250.000</w:t>
             </w:r>
           </w:p>
         </w:tc>
@@ -7277,6 +7392,7 @@
             <w:pPr>
               <w:pStyle w:val="Normal"/>
               <w:widowControl/>
+              <w:suppressAutoHyphens w:val="true"/>
               <w:spacing w:lineRule="auto" w:line="240" w:before="0" w:after="0"/>
               <w:jc w:val="left"/>
               <w:rPr>
@@ -7300,13 +7416,14 @@
         </w:tc>
         <w:tc>
           <w:tcPr>
-            <w:tcW w:w="1134" w:type="dxa"/>
+            <w:tcW w:w="1133" w:type="dxa"/>
             <w:tcBorders/>
           </w:tcPr>
           <w:p>
             <w:pPr>
               <w:pStyle w:val="Normal"/>
               <w:widowControl/>
+              <w:suppressAutoHyphens w:val="true"/>
               <w:spacing w:lineRule="auto" w:line="240" w:before="0" w:after="0"/>
               <w:jc w:val="left"/>
               <w:rPr>
@@ -7323,19 +7440,20 @@
                 <w:szCs w:val="24"/>
                 <w:lang w:val="ru-RU" w:eastAsia="en-US" w:bidi="ar-SA"/>
               </w:rPr>
-              <w:t xml:space="preserve">0.000007     </w:t>
+              <w:t>0.000007</w:t>
             </w:r>
           </w:p>
         </w:tc>
         <w:tc>
           <w:tcPr>
-            <w:tcW w:w="1277" w:type="dxa"/>
+            <w:tcW w:w="1278" w:type="dxa"/>
             <w:tcBorders/>
           </w:tcPr>
           <w:p>
             <w:pPr>
               <w:pStyle w:val="Normal"/>
               <w:widowControl/>
+              <w:suppressAutoHyphens w:val="true"/>
               <w:spacing w:lineRule="auto" w:line="240" w:before="0" w:after="0"/>
               <w:jc w:val="left"/>
               <w:rPr>
@@ -7352,7 +7470,7 @@
                 <w:szCs w:val="24"/>
                 <w:lang w:val="ru-RU" w:eastAsia="en-US" w:bidi="ar-SA"/>
               </w:rPr>
-              <w:t xml:space="preserve">0.000017     </w:t>
+              <w:t>0.000017</w:t>
             </w:r>
           </w:p>
         </w:tc>
@@ -7365,6 +7483,7 @@
             <w:pPr>
               <w:pStyle w:val="Normal"/>
               <w:widowControl/>
+              <w:suppressAutoHyphens w:val="true"/>
               <w:spacing w:lineRule="auto" w:line="240" w:before="0" w:after="0"/>
               <w:jc w:val="left"/>
               <w:rPr>
@@ -7381,7 +7500,7 @@
                 <w:szCs w:val="24"/>
                 <w:lang w:val="ru-RU" w:eastAsia="en-US" w:bidi="ar-SA"/>
               </w:rPr>
-              <w:t xml:space="preserve">0.379048    </w:t>
+              <w:t>0.379048</w:t>
             </w:r>
           </w:p>
         </w:tc>
@@ -7394,6 +7513,7 @@
             <w:pPr>
               <w:pStyle w:val="Normal"/>
               <w:widowControl/>
+              <w:suppressAutoHyphens w:val="true"/>
               <w:spacing w:lineRule="auto" w:line="240" w:before="0" w:after="0"/>
               <w:jc w:val="left"/>
               <w:rPr>
@@ -7410,19 +7530,20 @@
                 <w:szCs w:val="24"/>
                 <w:lang w:val="ru-RU" w:eastAsia="en-US" w:bidi="ar-SA"/>
               </w:rPr>
-              <w:t xml:space="preserve">160000          </w:t>
+              <w:t>160000</w:t>
             </w:r>
           </w:p>
         </w:tc>
         <w:tc>
           <w:tcPr>
-            <w:tcW w:w="1418" w:type="dxa"/>
+            <w:tcW w:w="1419" w:type="dxa"/>
             <w:tcBorders/>
           </w:tcPr>
           <w:p>
             <w:pPr>
               <w:pStyle w:val="Normal"/>
               <w:widowControl/>
+              <w:suppressAutoHyphens w:val="true"/>
               <w:spacing w:lineRule="auto" w:line="240" w:before="0" w:after="0"/>
               <w:jc w:val="left"/>
               <w:rPr>
@@ -7439,19 +7560,20 @@
                 <w:szCs w:val="24"/>
                 <w:lang w:val="ru-RU" w:eastAsia="en-US" w:bidi="ar-SA"/>
               </w:rPr>
-              <w:t xml:space="preserve">1280            </w:t>
+              <w:t>1280</w:t>
             </w:r>
           </w:p>
         </w:tc>
         <w:tc>
           <w:tcPr>
-            <w:tcW w:w="1410" w:type="dxa"/>
+            <w:tcW w:w="1409" w:type="dxa"/>
             <w:tcBorders/>
           </w:tcPr>
           <w:p>
             <w:pPr>
               <w:pStyle w:val="Normal"/>
               <w:widowControl/>
+              <w:suppressAutoHyphens w:val="true"/>
               <w:spacing w:lineRule="auto" w:line="240" w:before="0" w:after="0"/>
               <w:jc w:val="left"/>
               <w:rPr>
@@ -7468,7 +7590,7 @@
                 <w:szCs w:val="24"/>
                 <w:lang w:val="ru-RU" w:eastAsia="en-US" w:bidi="ar-SA"/>
               </w:rPr>
-              <w:t xml:space="preserve">125.000     </w:t>
+              <w:t>125.000</w:t>
             </w:r>
           </w:p>
         </w:tc>
@@ -7484,6 +7606,7 @@
             <w:pPr>
               <w:pStyle w:val="Normal"/>
               <w:widowControl/>
+              <w:suppressAutoHyphens w:val="true"/>
               <w:spacing w:lineRule="auto" w:line="240" w:before="0" w:after="0"/>
               <w:jc w:val="left"/>
               <w:rPr>
@@ -7507,13 +7630,14 @@
         </w:tc>
         <w:tc>
           <w:tcPr>
-            <w:tcW w:w="1134" w:type="dxa"/>
+            <w:tcW w:w="1133" w:type="dxa"/>
             <w:tcBorders/>
           </w:tcPr>
           <w:p>
             <w:pPr>
               <w:pStyle w:val="Normal"/>
               <w:widowControl/>
+              <w:suppressAutoHyphens w:val="true"/>
               <w:spacing w:lineRule="auto" w:line="240" w:before="0" w:after="0"/>
               <w:jc w:val="left"/>
               <w:rPr>
@@ -7530,19 +7654,20 @@
                 <w:szCs w:val="24"/>
                 <w:lang w:val="ru-RU" w:eastAsia="en-US" w:bidi="ar-SA"/>
               </w:rPr>
-              <w:t xml:space="preserve">0.000028     </w:t>
+              <w:t>0.000028</w:t>
             </w:r>
           </w:p>
         </w:tc>
         <w:tc>
           <w:tcPr>
-            <w:tcW w:w="1277" w:type="dxa"/>
+            <w:tcW w:w="1278" w:type="dxa"/>
             <w:tcBorders/>
           </w:tcPr>
           <w:p>
             <w:pPr>
               <w:pStyle w:val="Normal"/>
               <w:widowControl/>
+              <w:suppressAutoHyphens w:val="true"/>
               <w:spacing w:lineRule="auto" w:line="240" w:before="0" w:after="0"/>
               <w:jc w:val="left"/>
               <w:rPr>
@@ -7559,7 +7684,7 @@
                 <w:szCs w:val="24"/>
                 <w:lang w:val="ru-RU" w:eastAsia="en-US" w:bidi="ar-SA"/>
               </w:rPr>
-              <w:t xml:space="preserve">0.000089     </w:t>
+              <w:t>0.000089</w:t>
             </w:r>
           </w:p>
         </w:tc>
@@ -7572,6 +7697,7 @@
             <w:pPr>
               <w:pStyle w:val="Normal"/>
               <w:widowControl/>
+              <w:suppressAutoHyphens w:val="true"/>
               <w:spacing w:lineRule="auto" w:line="240" w:before="0" w:after="0"/>
               <w:jc w:val="left"/>
               <w:rPr>
@@ -7588,7 +7714,7 @@
                 <w:szCs w:val="24"/>
                 <w:lang w:val="ru-RU" w:eastAsia="en-US" w:bidi="ar-SA"/>
               </w:rPr>
-              <w:t xml:space="preserve">0.320030    </w:t>
+              <w:t>0.320030</w:t>
             </w:r>
           </w:p>
         </w:tc>
@@ -7601,6 +7727,7 @@
             <w:pPr>
               <w:pStyle w:val="Normal"/>
               <w:widowControl/>
+              <w:suppressAutoHyphens w:val="true"/>
               <w:spacing w:lineRule="auto" w:line="240" w:before="0" w:after="0"/>
               <w:jc w:val="left"/>
               <w:rPr>
@@ -7617,19 +7744,20 @@
                 <w:szCs w:val="24"/>
                 <w:lang w:val="ru-RU" w:eastAsia="en-US" w:bidi="ar-SA"/>
               </w:rPr>
-              <w:t xml:space="preserve">160000          </w:t>
+              <w:t>160000</w:t>
             </w:r>
           </w:p>
         </w:tc>
         <w:tc>
           <w:tcPr>
-            <w:tcW w:w="1418" w:type="dxa"/>
+            <w:tcW w:w="1419" w:type="dxa"/>
             <w:tcBorders/>
           </w:tcPr>
           <w:p>
             <w:pPr>
               <w:pStyle w:val="Normal"/>
               <w:widowControl/>
+              <w:suppressAutoHyphens w:val="true"/>
               <w:spacing w:lineRule="auto" w:line="240" w:before="0" w:after="0"/>
               <w:jc w:val="left"/>
               <w:rPr>
@@ -7646,19 +7774,20 @@
                 <w:szCs w:val="24"/>
                 <w:lang w:val="ru-RU" w:eastAsia="en-US" w:bidi="ar-SA"/>
               </w:rPr>
-              <w:t xml:space="preserve">3200            </w:t>
+              <w:t>3200</w:t>
             </w:r>
           </w:p>
         </w:tc>
         <w:tc>
           <w:tcPr>
-            <w:tcW w:w="1410" w:type="dxa"/>
+            <w:tcW w:w="1409" w:type="dxa"/>
             <w:tcBorders/>
           </w:tcPr>
           <w:p>
             <w:pPr>
               <w:pStyle w:val="Normal"/>
               <w:widowControl/>
+              <w:suppressAutoHyphens w:val="true"/>
               <w:spacing w:lineRule="auto" w:line="240" w:before="0" w:after="0"/>
               <w:jc w:val="left"/>
               <w:rPr>
@@ -7675,7 +7804,7 @@
                 <w:szCs w:val="24"/>
                 <w:lang w:val="ru-RU" w:eastAsia="en-US" w:bidi="ar-SA"/>
               </w:rPr>
-              <w:t xml:space="preserve">50.000      </w:t>
+              <w:t>50.000</w:t>
             </w:r>
           </w:p>
         </w:tc>
@@ -7691,6 +7820,7 @@
             <w:pPr>
               <w:pStyle w:val="Normal"/>
               <w:widowControl/>
+              <w:suppressAutoHyphens w:val="true"/>
               <w:spacing w:lineRule="auto" w:line="240" w:before="0" w:after="0"/>
               <w:jc w:val="left"/>
               <w:rPr>
@@ -7714,13 +7844,14 @@
         </w:tc>
         <w:tc>
           <w:tcPr>
-            <w:tcW w:w="1134" w:type="dxa"/>
+            <w:tcW w:w="1133" w:type="dxa"/>
             <w:tcBorders/>
           </w:tcPr>
           <w:p>
             <w:pPr>
               <w:pStyle w:val="Normal"/>
               <w:widowControl/>
+              <w:suppressAutoHyphens w:val="true"/>
               <w:spacing w:lineRule="auto" w:line="240" w:before="0" w:after="0"/>
               <w:jc w:val="left"/>
               <w:rPr>
@@ -7737,19 +7868,20 @@
                 <w:szCs w:val="24"/>
                 <w:lang w:val="ru-RU" w:eastAsia="en-US" w:bidi="ar-SA"/>
               </w:rPr>
-              <w:t xml:space="preserve">0.000065     </w:t>
+              <w:t>0.000065</w:t>
             </w:r>
           </w:p>
         </w:tc>
         <w:tc>
           <w:tcPr>
-            <w:tcW w:w="1277" w:type="dxa"/>
+            <w:tcW w:w="1278" w:type="dxa"/>
             <w:tcBorders/>
           </w:tcPr>
           <w:p>
             <w:pPr>
               <w:pStyle w:val="Normal"/>
               <w:widowControl/>
+              <w:suppressAutoHyphens w:val="true"/>
               <w:spacing w:lineRule="auto" w:line="240" w:before="0" w:after="0"/>
               <w:jc w:val="left"/>
               <w:rPr>
@@ -7766,7 +7898,7 @@
                 <w:szCs w:val="24"/>
                 <w:lang w:val="ru-RU" w:eastAsia="en-US" w:bidi="ar-SA"/>
               </w:rPr>
-              <w:t xml:space="preserve">0.000228     </w:t>
+              <w:t>0.000228</w:t>
             </w:r>
           </w:p>
         </w:tc>
@@ -7779,6 +7911,7 @@
             <w:pPr>
               <w:pStyle w:val="Normal"/>
               <w:widowControl/>
+              <w:suppressAutoHyphens w:val="true"/>
               <w:spacing w:lineRule="auto" w:line="240" w:before="0" w:after="0"/>
               <w:jc w:val="left"/>
               <w:rPr>
@@ -7795,7 +7928,7 @@
                 <w:szCs w:val="24"/>
                 <w:lang w:val="ru-RU" w:eastAsia="en-US" w:bidi="ar-SA"/>
               </w:rPr>
-              <w:t xml:space="preserve">0.286715    </w:t>
+              <w:t>0.286715</w:t>
             </w:r>
           </w:p>
         </w:tc>
@@ -7808,6 +7941,7 @@
             <w:pPr>
               <w:pStyle w:val="Normal"/>
               <w:widowControl/>
+              <w:suppressAutoHyphens w:val="true"/>
               <w:spacing w:lineRule="auto" w:line="240" w:before="0" w:after="0"/>
               <w:jc w:val="left"/>
               <w:rPr>
@@ -7824,19 +7958,20 @@
                 <w:szCs w:val="24"/>
                 <w:lang w:val="ru-RU" w:eastAsia="en-US" w:bidi="ar-SA"/>
               </w:rPr>
-              <w:t xml:space="preserve">160000          </w:t>
+              <w:t>160000</w:t>
             </w:r>
           </w:p>
         </w:tc>
         <w:tc>
           <w:tcPr>
-            <w:tcW w:w="1418" w:type="dxa"/>
+            <w:tcW w:w="1419" w:type="dxa"/>
             <w:tcBorders/>
           </w:tcPr>
           <w:p>
             <w:pPr>
               <w:pStyle w:val="Normal"/>
               <w:widowControl/>
+              <w:suppressAutoHyphens w:val="true"/>
               <w:spacing w:lineRule="auto" w:line="240" w:before="0" w:after="0"/>
               <w:jc w:val="left"/>
               <w:rPr>
@@ -7853,19 +7988,20 @@
                 <w:szCs w:val="24"/>
                 <w:lang w:val="ru-RU" w:eastAsia="en-US" w:bidi="ar-SA"/>
               </w:rPr>
-              <w:t xml:space="preserve">6400            </w:t>
+              <w:t>6400</w:t>
             </w:r>
           </w:p>
         </w:tc>
         <w:tc>
           <w:tcPr>
-            <w:tcW w:w="1410" w:type="dxa"/>
+            <w:tcW w:w="1409" w:type="dxa"/>
             <w:tcBorders/>
           </w:tcPr>
           <w:p>
             <w:pPr>
               <w:pStyle w:val="Normal"/>
               <w:widowControl/>
+              <w:suppressAutoHyphens w:val="true"/>
               <w:spacing w:lineRule="auto" w:line="240" w:before="0" w:after="0"/>
               <w:jc w:val="left"/>
               <w:rPr>
@@ -7882,7 +8018,7 @@
                 <w:szCs w:val="24"/>
                 <w:lang w:val="ru-RU" w:eastAsia="en-US" w:bidi="ar-SA"/>
               </w:rPr>
-              <w:t xml:space="preserve">25.000      </w:t>
+              <w:t>25.000</w:t>
             </w:r>
           </w:p>
         </w:tc>
@@ -7898,6 +8034,7 @@
             <w:pPr>
               <w:pStyle w:val="Normal"/>
               <w:widowControl/>
+              <w:suppressAutoHyphens w:val="true"/>
               <w:spacing w:lineRule="auto" w:line="240" w:before="0" w:after="0"/>
               <w:jc w:val="left"/>
               <w:rPr>
@@ -7921,13 +8058,14 @@
         </w:tc>
         <w:tc>
           <w:tcPr>
-            <w:tcW w:w="1134" w:type="dxa"/>
+            <w:tcW w:w="1133" w:type="dxa"/>
             <w:tcBorders/>
           </w:tcPr>
           <w:p>
             <w:pPr>
               <w:pStyle w:val="Normal"/>
               <w:widowControl/>
+              <w:suppressAutoHyphens w:val="true"/>
               <w:spacing w:lineRule="auto" w:line="240" w:before="0" w:after="0"/>
               <w:jc w:val="left"/>
               <w:rPr>
@@ -7944,19 +8082,20 @@
                 <w:szCs w:val="24"/>
                 <w:lang w:val="ru-RU" w:eastAsia="en-US" w:bidi="ar-SA"/>
               </w:rPr>
-              <w:t xml:space="preserve">0.000277     </w:t>
+              <w:t>0.000277</w:t>
             </w:r>
           </w:p>
         </w:tc>
         <w:tc>
           <w:tcPr>
-            <w:tcW w:w="1277" w:type="dxa"/>
+            <w:tcW w:w="1278" w:type="dxa"/>
             <w:tcBorders/>
           </w:tcPr>
           <w:p>
             <w:pPr>
               <w:pStyle w:val="Normal"/>
               <w:widowControl/>
+              <w:suppressAutoHyphens w:val="true"/>
               <w:spacing w:lineRule="auto" w:line="240" w:before="0" w:after="0"/>
               <w:jc w:val="left"/>
               <w:rPr>
@@ -7973,7 +8112,7 @@
                 <w:szCs w:val="24"/>
                 <w:lang w:val="ru-RU" w:eastAsia="en-US" w:bidi="ar-SA"/>
               </w:rPr>
-              <w:t xml:space="preserve">0.001101     </w:t>
+              <w:t>0.001101</w:t>
             </w:r>
           </w:p>
         </w:tc>
@@ -7986,6 +8125,7 @@
             <w:pPr>
               <w:pStyle w:val="Normal"/>
               <w:widowControl/>
+              <w:suppressAutoHyphens w:val="true"/>
               <w:spacing w:lineRule="auto" w:line="240" w:before="0" w:after="0"/>
               <w:jc w:val="left"/>
               <w:rPr>
@@ -8002,7 +8142,7 @@
                 <w:szCs w:val="24"/>
                 <w:lang w:val="ru-RU" w:eastAsia="en-US" w:bidi="ar-SA"/>
               </w:rPr>
-              <w:t xml:space="preserve">0.251445    </w:t>
+              <w:t>0.251445</w:t>
             </w:r>
           </w:p>
         </w:tc>
@@ -8015,6 +8155,7 @@
             <w:pPr>
               <w:pStyle w:val="Normal"/>
               <w:widowControl/>
+              <w:suppressAutoHyphens w:val="true"/>
               <w:spacing w:lineRule="auto" w:line="240" w:before="0" w:after="0"/>
               <w:jc w:val="left"/>
               <w:rPr>
@@ -8031,19 +8172,20 @@
                 <w:szCs w:val="24"/>
                 <w:lang w:val="ru-RU" w:eastAsia="en-US" w:bidi="ar-SA"/>
               </w:rPr>
-              <w:t xml:space="preserve">160000          </w:t>
+              <w:t>160000</w:t>
             </w:r>
           </w:p>
         </w:tc>
         <w:tc>
           <w:tcPr>
-            <w:tcW w:w="1418" w:type="dxa"/>
+            <w:tcW w:w="1419" w:type="dxa"/>
             <w:tcBorders/>
           </w:tcPr>
           <w:p>
             <w:pPr>
               <w:pStyle w:val="Normal"/>
               <w:widowControl/>
+              <w:suppressAutoHyphens w:val="true"/>
               <w:spacing w:lineRule="auto" w:line="240" w:before="0" w:after="0"/>
               <w:jc w:val="left"/>
               <w:rPr>
@@ -8060,19 +8202,20 @@
                 <w:szCs w:val="24"/>
                 <w:lang w:val="ru-RU" w:eastAsia="en-US" w:bidi="ar-SA"/>
               </w:rPr>
-              <w:t xml:space="preserve">19200           </w:t>
+              <w:t>19200</w:t>
             </w:r>
           </w:p>
         </w:tc>
         <w:tc>
           <w:tcPr>
-            <w:tcW w:w="1410" w:type="dxa"/>
+            <w:tcW w:w="1409" w:type="dxa"/>
             <w:tcBorders/>
           </w:tcPr>
           <w:p>
             <w:pPr>
               <w:pStyle w:val="Normal"/>
               <w:widowControl/>
+              <w:suppressAutoHyphens w:val="true"/>
               <w:spacing w:lineRule="auto" w:line="240" w:before="0" w:after="0"/>
               <w:jc w:val="left"/>
               <w:rPr>
@@ -8089,7 +8232,7 @@
                 <w:szCs w:val="24"/>
                 <w:lang w:val="ru-RU" w:eastAsia="en-US" w:bidi="ar-SA"/>
               </w:rPr>
-              <w:t xml:space="preserve">8.333       </w:t>
+              <w:t>8.333</w:t>
             </w:r>
           </w:p>
         </w:tc>
@@ -8105,6 +8248,7 @@
             <w:pPr>
               <w:pStyle w:val="Normal"/>
               <w:widowControl/>
+              <w:suppressAutoHyphens w:val="true"/>
               <w:spacing w:lineRule="auto" w:line="240" w:before="0" w:after="0"/>
               <w:jc w:val="left"/>
               <w:rPr>
@@ -8128,13 +8272,14 @@
         </w:tc>
         <w:tc>
           <w:tcPr>
-            <w:tcW w:w="1134" w:type="dxa"/>
+            <w:tcW w:w="1133" w:type="dxa"/>
             <w:tcBorders/>
           </w:tcPr>
           <w:p>
             <w:pPr>
               <w:pStyle w:val="Normal"/>
               <w:widowControl/>
+              <w:suppressAutoHyphens w:val="true"/>
               <w:spacing w:lineRule="auto" w:line="240" w:before="0" w:after="0"/>
               <w:jc w:val="left"/>
               <w:rPr>
@@ -8151,19 +8296,20 @@
                 <w:szCs w:val="24"/>
                 <w:lang w:val="ru-RU" w:eastAsia="en-US" w:bidi="ar-SA"/>
               </w:rPr>
-              <w:t xml:space="preserve">0.000680     </w:t>
+              <w:t>0.000680</w:t>
             </w:r>
           </w:p>
         </w:tc>
         <w:tc>
           <w:tcPr>
-            <w:tcW w:w="1277" w:type="dxa"/>
+            <w:tcW w:w="1278" w:type="dxa"/>
             <w:tcBorders/>
           </w:tcPr>
           <w:p>
             <w:pPr>
               <w:pStyle w:val="Normal"/>
               <w:widowControl/>
+              <w:suppressAutoHyphens w:val="true"/>
               <w:spacing w:lineRule="auto" w:line="240" w:before="0" w:after="0"/>
               <w:jc w:val="left"/>
               <w:rPr>
@@ -8180,7 +8326,7 @@
                 <w:szCs w:val="24"/>
                 <w:lang w:val="ru-RU" w:eastAsia="en-US" w:bidi="ar-SA"/>
               </w:rPr>
-              <w:t xml:space="preserve">0.003055     </w:t>
+              <w:t>0.003055</w:t>
             </w:r>
           </w:p>
         </w:tc>
@@ -8193,6 +8339,7 @@
             <w:pPr>
               <w:pStyle w:val="Normal"/>
               <w:widowControl/>
+              <w:suppressAutoHyphens w:val="true"/>
               <w:spacing w:lineRule="auto" w:line="240" w:before="0" w:after="0"/>
               <w:jc w:val="left"/>
               <w:rPr>
@@ -8209,7 +8356,7 @@
                 <w:szCs w:val="24"/>
                 <w:lang w:val="ru-RU" w:eastAsia="en-US" w:bidi="ar-SA"/>
               </w:rPr>
-              <w:t xml:space="preserve">0.222527    </w:t>
+              <w:t>0.222527</w:t>
             </w:r>
           </w:p>
         </w:tc>
@@ -8222,6 +8369,7 @@
             <w:pPr>
               <w:pStyle w:val="Normal"/>
               <w:widowControl/>
+              <w:suppressAutoHyphens w:val="true"/>
               <w:spacing w:lineRule="auto" w:line="240" w:before="0" w:after="0"/>
               <w:jc w:val="left"/>
               <w:rPr>
@@ -8238,19 +8386,20 @@
                 <w:szCs w:val="24"/>
                 <w:lang w:val="ru-RU" w:eastAsia="en-US" w:bidi="ar-SA"/>
               </w:rPr>
-              <w:t xml:space="preserve">160000          </w:t>
+              <w:t>160000</w:t>
             </w:r>
           </w:p>
         </w:tc>
         <w:tc>
           <w:tcPr>
-            <w:tcW w:w="1418" w:type="dxa"/>
+            <w:tcW w:w="1419" w:type="dxa"/>
             <w:tcBorders/>
           </w:tcPr>
           <w:p>
             <w:pPr>
               <w:pStyle w:val="Normal"/>
               <w:widowControl/>
+              <w:suppressAutoHyphens w:val="true"/>
               <w:spacing w:lineRule="auto" w:line="240" w:before="0" w:after="0"/>
               <w:jc w:val="left"/>
               <w:rPr>
@@ -8267,19 +8416,20 @@
                 <w:szCs w:val="24"/>
                 <w:lang w:val="ru-RU" w:eastAsia="en-US" w:bidi="ar-SA"/>
               </w:rPr>
-              <w:t xml:space="preserve">32000           </w:t>
+              <w:t>32000</w:t>
             </w:r>
           </w:p>
         </w:tc>
         <w:tc>
           <w:tcPr>
-            <w:tcW w:w="1410" w:type="dxa"/>
+            <w:tcW w:w="1409" w:type="dxa"/>
             <w:tcBorders/>
           </w:tcPr>
           <w:p>
             <w:pPr>
               <w:pStyle w:val="Normal"/>
               <w:widowControl/>
+              <w:suppressAutoHyphens w:val="true"/>
               <w:spacing w:lineRule="auto" w:line="240" w:before="0" w:after="0"/>
               <w:jc w:val="left"/>
               <w:rPr>
@@ -8296,7 +8446,7 @@
                 <w:szCs w:val="24"/>
                 <w:lang w:val="ru-RU" w:eastAsia="en-US" w:bidi="ar-SA"/>
               </w:rPr>
-              <w:t xml:space="preserve">5.000       </w:t>
+              <w:t>5.000</w:t>
             </w:r>
           </w:p>
         </w:tc>
@@ -8312,6 +8462,7 @@
             <w:pPr>
               <w:pStyle w:val="Normal"/>
               <w:widowControl/>
+              <w:suppressAutoHyphens w:val="true"/>
               <w:spacing w:lineRule="auto" w:line="240" w:before="0" w:after="0"/>
               <w:jc w:val="left"/>
               <w:rPr>
@@ -8335,13 +8486,14 @@
         </w:tc>
         <w:tc>
           <w:tcPr>
-            <w:tcW w:w="1134" w:type="dxa"/>
+            <w:tcW w:w="1133" w:type="dxa"/>
             <w:tcBorders/>
           </w:tcPr>
           <w:p>
             <w:pPr>
               <w:pStyle w:val="Normal"/>
               <w:widowControl/>
+              <w:suppressAutoHyphens w:val="true"/>
               <w:spacing w:lineRule="auto" w:line="240" w:before="0" w:after="0"/>
               <w:jc w:val="left"/>
               <w:rPr>
@@ -8358,19 +8510,20 @@
                 <w:szCs w:val="24"/>
                 <w:lang w:val="ru-RU" w:eastAsia="en-US" w:bidi="ar-SA"/>
               </w:rPr>
-              <w:t xml:space="preserve">0.002732     </w:t>
+              <w:t>0.002732</w:t>
             </w:r>
           </w:p>
         </w:tc>
         <w:tc>
           <w:tcPr>
-            <w:tcW w:w="1277" w:type="dxa"/>
+            <w:tcW w:w="1278" w:type="dxa"/>
             <w:tcBorders/>
           </w:tcPr>
           <w:p>
             <w:pPr>
               <w:pStyle w:val="Normal"/>
               <w:widowControl/>
+              <w:suppressAutoHyphens w:val="true"/>
               <w:spacing w:lineRule="auto" w:line="240" w:before="0" w:after="0"/>
               <w:jc w:val="left"/>
               <w:rPr>
@@ -8387,7 +8540,7 @@
                 <w:szCs w:val="24"/>
                 <w:lang w:val="ru-RU" w:eastAsia="en-US" w:bidi="ar-SA"/>
               </w:rPr>
-              <w:t xml:space="preserve">0.013624     </w:t>
+              <w:t>0.013624</w:t>
             </w:r>
           </w:p>
         </w:tc>
@@ -8400,6 +8553,7 @@
             <w:pPr>
               <w:pStyle w:val="Normal"/>
               <w:widowControl/>
+              <w:suppressAutoHyphens w:val="true"/>
               <w:spacing w:lineRule="auto" w:line="240" w:before="0" w:after="0"/>
               <w:jc w:val="left"/>
               <w:rPr>
@@ -8416,7 +8570,7 @@
                 <w:szCs w:val="24"/>
                 <w:lang w:val="ru-RU" w:eastAsia="en-US" w:bidi="ar-SA"/>
               </w:rPr>
-              <w:t xml:space="preserve">0.200560    </w:t>
+              <w:t>0.200560</w:t>
             </w:r>
           </w:p>
         </w:tc>
@@ -8429,6 +8583,7 @@
             <w:pPr>
               <w:pStyle w:val="Normal"/>
               <w:widowControl/>
+              <w:suppressAutoHyphens w:val="true"/>
               <w:spacing w:lineRule="auto" w:line="240" w:before="0" w:after="0"/>
               <w:jc w:val="left"/>
               <w:rPr>
@@ -8445,19 +8600,20 @@
                 <w:szCs w:val="24"/>
                 <w:lang w:val="ru-RU" w:eastAsia="en-US" w:bidi="ar-SA"/>
               </w:rPr>
-              <w:t xml:space="preserve">160000          </w:t>
+              <w:t>160000</w:t>
             </w:r>
           </w:p>
         </w:tc>
         <w:tc>
           <w:tcPr>
-            <w:tcW w:w="1418" w:type="dxa"/>
+            <w:tcW w:w="1419" w:type="dxa"/>
             <w:tcBorders/>
           </w:tcPr>
           <w:p>
             <w:pPr>
               <w:pStyle w:val="Normal"/>
               <w:widowControl/>
+              <w:suppressAutoHyphens w:val="true"/>
               <w:spacing w:lineRule="auto" w:line="240" w:before="0" w:after="0"/>
               <w:jc w:val="left"/>
               <w:rPr>
@@ -8474,19 +8630,20 @@
                 <w:szCs w:val="24"/>
                 <w:lang w:val="ru-RU" w:eastAsia="en-US" w:bidi="ar-SA"/>
               </w:rPr>
-              <w:t xml:space="preserve">64000           </w:t>
+              <w:t>64000</w:t>
             </w:r>
           </w:p>
         </w:tc>
         <w:tc>
           <w:tcPr>
-            <w:tcW w:w="1410" w:type="dxa"/>
+            <w:tcW w:w="1409" w:type="dxa"/>
             <w:tcBorders/>
           </w:tcPr>
           <w:p>
             <w:pPr>
               <w:pStyle w:val="Normal"/>
               <w:widowControl/>
+              <w:suppressAutoHyphens w:val="true"/>
               <w:spacing w:lineRule="auto" w:line="240" w:before="0" w:after="0"/>
               <w:jc w:val="left"/>
               <w:rPr>
@@ -8503,7 +8660,7 @@
                 <w:szCs w:val="24"/>
                 <w:lang w:val="ru-RU" w:eastAsia="en-US" w:bidi="ar-SA"/>
               </w:rPr>
-              <w:t xml:space="preserve">2.500       </w:t>
+              <w:t>2.500</w:t>
             </w:r>
           </w:p>
         </w:tc>
@@ -8519,6 +8676,7 @@
             <w:pPr>
               <w:pStyle w:val="Normal"/>
               <w:widowControl/>
+              <w:suppressAutoHyphens w:val="true"/>
               <w:spacing w:lineRule="auto" w:line="240" w:before="0" w:after="0"/>
               <w:jc w:val="left"/>
               <w:rPr>
@@ -8544,13 +8702,14 @@
         </w:tc>
         <w:tc>
           <w:tcPr>
-            <w:tcW w:w="1134" w:type="dxa"/>
+            <w:tcW w:w="1133" w:type="dxa"/>
             <w:tcBorders/>
           </w:tcPr>
           <w:p>
             <w:pPr>
               <w:pStyle w:val="Normal"/>
               <w:widowControl/>
+              <w:suppressAutoHyphens w:val="true"/>
               <w:spacing w:lineRule="auto" w:line="240" w:before="0" w:after="0"/>
               <w:jc w:val="left"/>
               <w:rPr>
@@ -8569,19 +8728,20 @@
                 <w:szCs w:val="24"/>
                 <w:lang w:val="ru-RU" w:eastAsia="en-US" w:bidi="ar-SA"/>
               </w:rPr>
-              <w:t xml:space="preserve">0.016629     </w:t>
+              <w:t>0.016629</w:t>
             </w:r>
           </w:p>
         </w:tc>
         <w:tc>
           <w:tcPr>
-            <w:tcW w:w="1277" w:type="dxa"/>
+            <w:tcW w:w="1278" w:type="dxa"/>
             <w:tcBorders/>
           </w:tcPr>
           <w:p>
             <w:pPr>
               <w:pStyle w:val="Normal"/>
               <w:widowControl/>
+              <w:suppressAutoHyphens w:val="true"/>
               <w:spacing w:lineRule="auto" w:line="240" w:before="0" w:after="0"/>
               <w:jc w:val="left"/>
               <w:rPr>
@@ -8600,7 +8760,7 @@
                 <w:szCs w:val="24"/>
                 <w:lang w:val="ru-RU" w:eastAsia="en-US" w:bidi="ar-SA"/>
               </w:rPr>
-              <w:t xml:space="preserve">0.090837     </w:t>
+              <w:t>0.090837</w:t>
             </w:r>
           </w:p>
         </w:tc>
@@ -8613,6 +8773,7 @@
             <w:pPr>
               <w:pStyle w:val="Normal"/>
               <w:widowControl/>
+              <w:suppressAutoHyphens w:val="true"/>
               <w:spacing w:lineRule="auto" w:line="240" w:before="0" w:after="0"/>
               <w:jc w:val="left"/>
               <w:rPr>
@@ -8631,7 +8792,7 @@
                 <w:szCs w:val="24"/>
                 <w:lang w:val="ru-RU" w:eastAsia="en-US" w:bidi="ar-SA"/>
               </w:rPr>
-              <w:t xml:space="preserve">0.183068    </w:t>
+              <w:t>0.183068</w:t>
             </w:r>
           </w:p>
         </w:tc>
@@ -8644,6 +8805,7 @@
             <w:pPr>
               <w:pStyle w:val="Normal"/>
               <w:widowControl/>
+              <w:suppressAutoHyphens w:val="true"/>
               <w:spacing w:lineRule="auto" w:line="240" w:before="0" w:after="0"/>
               <w:jc w:val="left"/>
               <w:rPr>
@@ -8662,19 +8824,20 @@
                 <w:szCs w:val="24"/>
                 <w:lang w:val="ru-RU" w:eastAsia="en-US" w:bidi="ar-SA"/>
               </w:rPr>
-              <w:t xml:space="preserve">160000          </w:t>
+              <w:t>160000</w:t>
             </w:r>
           </w:p>
         </w:tc>
         <w:tc>
           <w:tcPr>
-            <w:tcW w:w="1418" w:type="dxa"/>
+            <w:tcW w:w="1419" w:type="dxa"/>
             <w:tcBorders/>
           </w:tcPr>
           <w:p>
             <w:pPr>
               <w:pStyle w:val="Normal"/>
               <w:widowControl/>
+              <w:suppressAutoHyphens w:val="true"/>
               <w:spacing w:lineRule="auto" w:line="240" w:before="0" w:after="0"/>
               <w:jc w:val="left"/>
               <w:rPr>
@@ -8693,19 +8856,20 @@
                 <w:szCs w:val="24"/>
                 <w:lang w:val="ru-RU" w:eastAsia="en-US" w:bidi="ar-SA"/>
               </w:rPr>
-              <w:t xml:space="preserve">160000          </w:t>
+              <w:t>160000</w:t>
             </w:r>
           </w:p>
         </w:tc>
         <w:tc>
           <w:tcPr>
-            <w:tcW w:w="1410" w:type="dxa"/>
+            <w:tcW w:w="1409" w:type="dxa"/>
             <w:tcBorders/>
           </w:tcPr>
           <w:p>
             <w:pPr>
               <w:pStyle w:val="Normal"/>
               <w:widowControl/>
+              <w:suppressAutoHyphens w:val="true"/>
               <w:spacing w:lineRule="auto" w:line="240" w:before="0" w:after="0"/>
               <w:jc w:val="left"/>
               <w:rPr>
@@ -8724,7 +8888,7 @@
                 <w:szCs w:val="24"/>
                 <w:lang w:val="ru-RU" w:eastAsia="en-US" w:bidi="ar-SA"/>
               </w:rPr>
-              <w:t xml:space="preserve">1.000       </w:t>
+              <w:t>1.000</w:t>
             </w:r>
           </w:p>
         </w:tc>
@@ -8740,6 +8904,7 @@
             <w:pPr>
               <w:pStyle w:val="Normal"/>
               <w:widowControl/>
+              <w:suppressAutoHyphens w:val="true"/>
               <w:spacing w:lineRule="auto" w:line="240" w:before="0" w:after="0"/>
               <w:jc w:val="left"/>
               <w:rPr>
@@ -8763,13 +8928,14 @@
         </w:tc>
         <w:tc>
           <w:tcPr>
-            <w:tcW w:w="1134" w:type="dxa"/>
+            <w:tcW w:w="1133" w:type="dxa"/>
             <w:tcBorders/>
           </w:tcPr>
           <w:p>
             <w:pPr>
               <w:pStyle w:val="Normal"/>
               <w:widowControl/>
+              <w:suppressAutoHyphens w:val="true"/>
               <w:spacing w:lineRule="auto" w:line="240" w:before="0" w:after="0"/>
               <w:jc w:val="left"/>
               <w:rPr>
@@ -8786,19 +8952,20 @@
                 <w:szCs w:val="24"/>
                 <w:lang w:val="ru-RU" w:eastAsia="en-US" w:bidi="ar-SA"/>
               </w:rPr>
-              <w:t xml:space="preserve">0.023843     </w:t>
+              <w:t>0.023843</w:t>
             </w:r>
           </w:p>
         </w:tc>
         <w:tc>
           <w:tcPr>
-            <w:tcW w:w="1277" w:type="dxa"/>
+            <w:tcW w:w="1278" w:type="dxa"/>
             <w:tcBorders/>
           </w:tcPr>
           <w:p>
             <w:pPr>
               <w:pStyle w:val="Normal"/>
               <w:widowControl/>
+              <w:suppressAutoHyphens w:val="true"/>
               <w:spacing w:lineRule="auto" w:line="240" w:before="0" w:after="0"/>
               <w:jc w:val="left"/>
               <w:rPr>
@@ -8815,7 +8982,7 @@
                 <w:szCs w:val="24"/>
                 <w:lang w:val="ru-RU" w:eastAsia="en-US" w:bidi="ar-SA"/>
               </w:rPr>
-              <w:t xml:space="preserve">0.161298     </w:t>
+              <w:t>0.161298</w:t>
             </w:r>
           </w:p>
         </w:tc>
@@ -8828,6 +8995,7 @@
             <w:pPr>
               <w:pStyle w:val="Normal"/>
               <w:widowControl/>
+              <w:suppressAutoHyphens w:val="true"/>
               <w:spacing w:lineRule="auto" w:line="240" w:before="0" w:after="0"/>
               <w:jc w:val="left"/>
               <w:rPr>
@@ -8844,7 +9012,7 @@
                 <w:szCs w:val="24"/>
                 <w:lang w:val="ru-RU" w:eastAsia="en-US" w:bidi="ar-SA"/>
               </w:rPr>
-              <w:t xml:space="preserve">0.147817    </w:t>
+              <w:t>0.147817</w:t>
             </w:r>
           </w:p>
         </w:tc>
@@ -8857,6 +9025,7 @@
             <w:pPr>
               <w:pStyle w:val="Normal"/>
               <w:widowControl/>
+              <w:suppressAutoHyphens w:val="true"/>
               <w:spacing w:lineRule="auto" w:line="240" w:before="0" w:after="0"/>
               <w:jc w:val="left"/>
               <w:rPr>
@@ -8873,19 +9042,20 @@
                 <w:szCs w:val="24"/>
                 <w:lang w:val="ru-RU" w:eastAsia="en-US" w:bidi="ar-SA"/>
               </w:rPr>
-              <w:t xml:space="preserve">160000          </w:t>
+              <w:t>160000</w:t>
             </w:r>
           </w:p>
         </w:tc>
         <w:tc>
           <w:tcPr>
-            <w:tcW w:w="1418" w:type="dxa"/>
+            <w:tcW w:w="1419" w:type="dxa"/>
             <w:tcBorders/>
           </w:tcPr>
           <w:p>
             <w:pPr>
               <w:pStyle w:val="Normal"/>
               <w:widowControl/>
+              <w:suppressAutoHyphens w:val="true"/>
               <w:spacing w:lineRule="auto" w:line="240" w:before="0" w:after="0"/>
               <w:jc w:val="left"/>
               <w:rPr>
@@ -8902,19 +9072,20 @@
                 <w:szCs w:val="24"/>
                 <w:lang w:val="ru-RU" w:eastAsia="en-US" w:bidi="ar-SA"/>
               </w:rPr>
-              <w:t xml:space="preserve">192000          </w:t>
+              <w:t>192000</w:t>
             </w:r>
           </w:p>
         </w:tc>
         <w:tc>
           <w:tcPr>
-            <w:tcW w:w="1410" w:type="dxa"/>
+            <w:tcW w:w="1409" w:type="dxa"/>
             <w:tcBorders/>
           </w:tcPr>
           <w:p>
             <w:pPr>
               <w:pStyle w:val="Normal"/>
               <w:widowControl/>
+              <w:suppressAutoHyphens w:val="true"/>
               <w:spacing w:lineRule="auto" w:line="240" w:before="0" w:after="0"/>
               <w:jc w:val="left"/>
               <w:rPr>
@@ -8931,7 +9102,7 @@
                 <w:szCs w:val="24"/>
                 <w:lang w:val="ru-RU" w:eastAsia="en-US" w:bidi="ar-SA"/>
               </w:rPr>
-              <w:t xml:space="preserve">0.833       </w:t>
+              <w:t>0.833</w:t>
             </w:r>
           </w:p>
         </w:tc>
@@ -8947,6 +9118,7 @@
             <w:pPr>
               <w:pStyle w:val="Normal"/>
               <w:widowControl/>
+              <w:suppressAutoHyphens w:val="true"/>
               <w:spacing w:lineRule="auto" w:line="240" w:before="0" w:after="0"/>
               <w:jc w:val="left"/>
               <w:rPr>
@@ -8970,13 +9142,14 @@
         </w:tc>
         <w:tc>
           <w:tcPr>
-            <w:tcW w:w="1134" w:type="dxa"/>
+            <w:tcW w:w="1133" w:type="dxa"/>
             <w:tcBorders/>
           </w:tcPr>
           <w:p>
             <w:pPr>
               <w:pStyle w:val="Normal"/>
               <w:widowControl/>
+              <w:suppressAutoHyphens w:val="true"/>
               <w:spacing w:lineRule="auto" w:line="240" w:before="0" w:after="0"/>
               <w:jc w:val="left"/>
               <w:rPr>
@@ -8993,19 +9166,20 @@
                 <w:szCs w:val="24"/>
                 <w:lang w:val="ru-RU" w:eastAsia="en-US" w:bidi="ar-SA"/>
               </w:rPr>
-              <w:t xml:space="preserve">0.065625     </w:t>
+              <w:t>0.065625</w:t>
             </w:r>
           </w:p>
         </w:tc>
         <w:tc>
           <w:tcPr>
-            <w:tcW w:w="1277" w:type="dxa"/>
+            <w:tcW w:w="1278" w:type="dxa"/>
             <w:tcBorders/>
           </w:tcPr>
           <w:p>
             <w:pPr>
               <w:pStyle w:val="Normal"/>
               <w:widowControl/>
+              <w:suppressAutoHyphens w:val="true"/>
               <w:spacing w:lineRule="auto" w:line="240" w:before="0" w:after="0"/>
               <w:jc w:val="left"/>
               <w:rPr>
@@ -9022,7 +9196,7 @@
                 <w:szCs w:val="24"/>
                 <w:lang w:val="ru-RU" w:eastAsia="en-US" w:bidi="ar-SA"/>
               </w:rPr>
-              <w:t xml:space="preserve">0.420950     </w:t>
+              <w:t>0.420950</w:t>
             </w:r>
           </w:p>
         </w:tc>
@@ -9035,6 +9209,7 @@
             <w:pPr>
               <w:pStyle w:val="Normal"/>
               <w:widowControl/>
+              <w:suppressAutoHyphens w:val="true"/>
               <w:spacing w:lineRule="auto" w:line="240" w:before="0" w:after="0"/>
               <w:jc w:val="left"/>
               <w:rPr>
@@ -9051,7 +9226,7 @@
                 <w:szCs w:val="24"/>
                 <w:lang w:val="ru-RU" w:eastAsia="en-US" w:bidi="ar-SA"/>
               </w:rPr>
-              <w:t xml:space="preserve">0.155898    </w:t>
+              <w:t>0.155898</w:t>
             </w:r>
           </w:p>
         </w:tc>
@@ -9064,6 +9239,7 @@
             <w:pPr>
               <w:pStyle w:val="Normal"/>
               <w:widowControl/>
+              <w:suppressAutoHyphens w:val="true"/>
               <w:spacing w:lineRule="auto" w:line="240" w:before="0" w:after="0"/>
               <w:jc w:val="left"/>
               <w:rPr>
@@ -9080,19 +9256,20 @@
                 <w:szCs w:val="24"/>
                 <w:lang w:val="ru-RU" w:eastAsia="en-US" w:bidi="ar-SA"/>
               </w:rPr>
-              <w:t xml:space="preserve">160000          </w:t>
+              <w:t>160000</w:t>
             </w:r>
           </w:p>
         </w:tc>
         <w:tc>
           <w:tcPr>
-            <w:tcW w:w="1418" w:type="dxa"/>
+            <w:tcW w:w="1419" w:type="dxa"/>
             <w:tcBorders/>
           </w:tcPr>
           <w:p>
             <w:pPr>
               <w:pStyle w:val="Normal"/>
               <w:widowControl/>
+              <w:suppressAutoHyphens w:val="true"/>
               <w:spacing w:lineRule="auto" w:line="240" w:before="0" w:after="0"/>
               <w:jc w:val="left"/>
               <w:rPr>
@@ -9109,19 +9286,20 @@
                 <w:szCs w:val="24"/>
                 <w:lang w:val="ru-RU" w:eastAsia="en-US" w:bidi="ar-SA"/>
               </w:rPr>
-              <w:t xml:space="preserve">320000          </w:t>
+              <w:t>320000</w:t>
             </w:r>
           </w:p>
         </w:tc>
         <w:tc>
           <w:tcPr>
-            <w:tcW w:w="1410" w:type="dxa"/>
+            <w:tcW w:w="1409" w:type="dxa"/>
             <w:tcBorders/>
           </w:tcPr>
           <w:p>
             <w:pPr>
               <w:pStyle w:val="Normal"/>
               <w:widowControl/>
+              <w:suppressAutoHyphens w:val="true"/>
               <w:spacing w:lineRule="auto" w:line="240" w:before="0" w:after="0"/>
               <w:jc w:val="left"/>
               <w:rPr>
@@ -9138,7 +9316,7 @@
                 <w:szCs w:val="24"/>
                 <w:lang w:val="ru-RU" w:eastAsia="en-US" w:bidi="ar-SA"/>
               </w:rPr>
-              <w:t xml:space="preserve">0.500       </w:t>
+              <w:t>0.500</w:t>
             </w:r>
           </w:p>
         </w:tc>
@@ -9154,6 +9332,7 @@
             <w:pPr>
               <w:pStyle w:val="Normal"/>
               <w:widowControl/>
+              <w:suppressAutoHyphens w:val="true"/>
               <w:spacing w:lineRule="auto" w:line="240" w:before="0" w:after="0"/>
               <w:jc w:val="left"/>
               <w:rPr>
@@ -9177,13 +9356,14 @@
         </w:tc>
         <w:tc>
           <w:tcPr>
-            <w:tcW w:w="1134" w:type="dxa"/>
+            <w:tcW w:w="1133" w:type="dxa"/>
             <w:tcBorders/>
           </w:tcPr>
           <w:p>
             <w:pPr>
               <w:pStyle w:val="Normal"/>
               <w:widowControl/>
+              <w:suppressAutoHyphens w:val="true"/>
               <w:spacing w:lineRule="auto" w:line="240" w:before="0" w:after="0"/>
               <w:jc w:val="left"/>
               <w:rPr>
@@ -9200,19 +9380,20 @@
                 <w:szCs w:val="24"/>
                 <w:lang w:val="ru-RU" w:eastAsia="en-US" w:bidi="ar-SA"/>
               </w:rPr>
-              <w:t xml:space="preserve">0.261393     </w:t>
+              <w:t>0.261393</w:t>
             </w:r>
           </w:p>
         </w:tc>
         <w:tc>
           <w:tcPr>
-            <w:tcW w:w="1277" w:type="dxa"/>
+            <w:tcW w:w="1278" w:type="dxa"/>
             <w:tcBorders/>
           </w:tcPr>
           <w:p>
             <w:pPr>
               <w:pStyle w:val="Normal"/>
               <w:widowControl/>
+              <w:suppressAutoHyphens w:val="true"/>
               <w:spacing w:lineRule="auto" w:line="240" w:before="0" w:after="0"/>
               <w:jc w:val="left"/>
               <w:rPr>
@@ -9229,7 +9410,7 @@
                 <w:szCs w:val="24"/>
                 <w:lang w:val="ru-RU" w:eastAsia="en-US" w:bidi="ar-SA"/>
               </w:rPr>
-              <w:t xml:space="preserve">1.558363     </w:t>
+              <w:t>1.558363</w:t>
             </w:r>
           </w:p>
         </w:tc>
@@ -9242,6 +9423,7 @@
             <w:pPr>
               <w:pStyle w:val="Normal"/>
               <w:widowControl/>
+              <w:suppressAutoHyphens w:val="true"/>
               <w:spacing w:lineRule="auto" w:line="240" w:before="0" w:after="0"/>
               <w:jc w:val="left"/>
               <w:rPr>
@@ -9258,7 +9440,7 @@
                 <w:szCs w:val="24"/>
                 <w:lang w:val="ru-RU" w:eastAsia="en-US" w:bidi="ar-SA"/>
               </w:rPr>
-              <w:t xml:space="preserve">0.167736    </w:t>
+              <w:t>0.167736</w:t>
             </w:r>
           </w:p>
         </w:tc>
@@ -9271,6 +9453,7 @@
             <w:pPr>
               <w:pStyle w:val="Normal"/>
               <w:widowControl/>
+              <w:suppressAutoHyphens w:val="true"/>
               <w:spacing w:lineRule="auto" w:line="240" w:before="0" w:after="0"/>
               <w:jc w:val="left"/>
               <w:rPr>
@@ -9287,19 +9470,20 @@
                 <w:szCs w:val="24"/>
                 <w:lang w:val="ru-RU" w:eastAsia="en-US" w:bidi="ar-SA"/>
               </w:rPr>
-              <w:t xml:space="preserve">160000          </w:t>
+              <w:t>160000</w:t>
             </w:r>
           </w:p>
         </w:tc>
         <w:tc>
           <w:tcPr>
-            <w:tcW w:w="1418" w:type="dxa"/>
+            <w:tcW w:w="1419" w:type="dxa"/>
             <w:tcBorders/>
           </w:tcPr>
           <w:p>
             <w:pPr>
               <w:pStyle w:val="Normal"/>
               <w:widowControl/>
+              <w:suppressAutoHyphens w:val="true"/>
               <w:spacing w:lineRule="auto" w:line="240" w:before="0" w:after="0"/>
               <w:jc w:val="left"/>
               <w:rPr>
@@ -9316,19 +9500,20 @@
                 <w:szCs w:val="24"/>
                 <w:lang w:val="ru-RU" w:eastAsia="en-US" w:bidi="ar-SA"/>
               </w:rPr>
-              <w:t xml:space="preserve">640000          </w:t>
+              <w:t>640000</w:t>
             </w:r>
           </w:p>
         </w:tc>
         <w:tc>
           <w:tcPr>
-            <w:tcW w:w="1410" w:type="dxa"/>
+            <w:tcW w:w="1409" w:type="dxa"/>
             <w:tcBorders/>
           </w:tcPr>
           <w:p>
             <w:pPr>
               <w:pStyle w:val="Normal"/>
               <w:widowControl/>
+              <w:suppressAutoHyphens w:val="true"/>
               <w:spacing w:lineRule="auto" w:line="240" w:before="0" w:after="0"/>
               <w:jc w:val="left"/>
               <w:rPr>
@@ -9345,7 +9530,7 @@
                 <w:szCs w:val="24"/>
                 <w:lang w:val="ru-RU" w:eastAsia="en-US" w:bidi="ar-SA"/>
               </w:rPr>
-              <w:t xml:space="preserve">0.250       </w:t>
+              <w:t>0.250</w:t>
             </w:r>
           </w:p>
         </w:tc>
@@ -9668,8 +9853,9 @@
         <w:pStyle w:val="ListParagraph"/>
         <w:numPr>
           <w:ilvl w:val="0"/>
-          <w:numId w:val="6"/>
+          <w:numId w:val="0"/>
         </w:numPr>
+        <w:ind w:hanging="0" w:left="720"/>
         <w:jc w:val="center"/>
         <w:rPr>
           <w:rFonts w:ascii="Times New Roman" w:hAnsi="Times New Roman" w:cs="Times New Roman"/>
@@ -9685,7 +9871,7 @@
           <w:sz w:val="36"/>
           <w:szCs w:val="36"/>
         </w:rPr>
-        <w:t xml:space="preserve"> </w:t>
+        <w:t xml:space="preserve">7. </w:t>
       </w:r>
       <w:r>
         <w:rPr>
@@ -9694,7 +9880,7 @@
           <w:sz w:val="36"/>
           <w:szCs w:val="36"/>
         </w:rPr>
-        <w:t>Выводы</w:t>
+        <w:t xml:space="preserve"> Выводы</w:t>
       </w:r>
     </w:p>
     <w:p>
@@ -9915,7 +10101,7 @@
     <w:p>
       <w:pPr>
         <w:pStyle w:val="Normal"/>
-        <w:ind w:firstLine="696" w:left="720"/>
+        <w:ind w:firstLine="708"/>
         <w:jc w:val="both"/>
         <w:rPr>
           <w:rFonts w:ascii="Times New Roman" w:hAnsi="Times New Roman" w:cs="Times New Roman"/>
@@ -9929,6 +10115,7 @@
           <w:sz w:val="28"/>
           <w:szCs w:val="28"/>
         </w:rPr>
+        <w:t>При использовании списка для стека возникает фрагментация памяти, то есть образуются несмежные свободные участки памяти между занятыми блоками. Это происходит из-за частого динамического выделения и освобождения памяти под узлы списка. Однако для стека данная проблема не является критичной, поскольку менеджер памяти эффективно перераспределяет освобожденные блоки благодаря предсказуемому LIFO-характеру операций.</w:t>
       </w:r>
     </w:p>
     <w:p>
@@ -9954,6 +10141,7 @@
       <w:pPr>
         <w:pStyle w:val="Normal"/>
         <w:ind w:firstLine="696" w:left="720"/>
+        <w:jc w:val="both"/>
         <w:rPr>
           <w:rFonts w:ascii="Times New Roman" w:hAnsi="Times New Roman" w:cs="Times New Roman"/>
           <w:sz w:val="28"/>
@@ -10078,65 +10266,12 @@
     </w:p>
     <w:p>
       <w:pPr>
-        <w:pStyle w:val="Normal"/>
-        <w:ind w:firstLine="696" w:left="720"/>
-        <w:rPr>
-          <w:rFonts w:ascii="Times New Roman" w:hAnsi="Times New Roman" w:cs="Times New Roman"/>
-          <w:sz w:val="28"/>
-          <w:szCs w:val="28"/>
-        </w:rPr>
-      </w:pPr>
-      <w:r>
-        <w:rPr>
-          <w:rFonts w:cs="Times New Roman" w:ascii="Times New Roman" w:hAnsi="Times New Roman"/>
-          <w:sz w:val="28"/>
-          <w:szCs w:val="28"/>
-        </w:rPr>
-      </w:r>
-    </w:p>
-    <w:p>
-      <w:pPr>
-        <w:pStyle w:val="Normal"/>
-        <w:ind w:firstLine="696" w:left="720"/>
-        <w:rPr>
-          <w:rFonts w:ascii="Times New Roman" w:hAnsi="Times New Roman" w:cs="Times New Roman"/>
-          <w:sz w:val="28"/>
-          <w:szCs w:val="28"/>
-        </w:rPr>
-      </w:pPr>
-      <w:r>
-        <w:rPr>
-          <w:rFonts w:cs="Times New Roman" w:ascii="Times New Roman" w:hAnsi="Times New Roman"/>
-          <w:sz w:val="28"/>
-          <w:szCs w:val="28"/>
-        </w:rPr>
-      </w:r>
-    </w:p>
-    <w:p>
-      <w:pPr>
-        <w:pStyle w:val="Normal"/>
-        <w:ind w:firstLine="696" w:left="720"/>
-        <w:rPr>
-          <w:rFonts w:ascii="Times New Roman" w:hAnsi="Times New Roman" w:cs="Times New Roman"/>
-          <w:sz w:val="28"/>
-          <w:szCs w:val="28"/>
-        </w:rPr>
-      </w:pPr>
-      <w:r>
-        <w:rPr>
-          <w:rFonts w:cs="Times New Roman" w:ascii="Times New Roman" w:hAnsi="Times New Roman"/>
-          <w:sz w:val="28"/>
-          <w:szCs w:val="28"/>
-        </w:rPr>
-      </w:r>
-    </w:p>
-    <w:p>
-      <w:pPr>
         <w:pStyle w:val="ListParagraph"/>
         <w:numPr>
           <w:ilvl w:val="0"/>
-          <w:numId w:val="6"/>
+          <w:numId w:val="0"/>
         </w:numPr>
+        <w:ind w:hanging="0" w:left="720"/>
         <w:jc w:val="center"/>
         <w:rPr>
           <w:rFonts w:ascii="Times New Roman" w:hAnsi="Times New Roman" w:cs="Times New Roman"/>
@@ -10145,6 +10280,15 @@
           <w:szCs w:val="36"/>
         </w:rPr>
       </w:pPr>
+      <w:r>
+        <w:rPr>
+          <w:rFonts w:cs="Times New Roman" w:ascii="Times New Roman" w:hAnsi="Times New Roman"/>
+          <w:b/>
+          <w:sz w:val="36"/>
+          <w:szCs w:val="36"/>
+        </w:rPr>
+        <w:t xml:space="preserve">8. </w:t>
+      </w:r>
       <w:r>
         <w:rPr>
           <w:rFonts w:cs="Times New Roman" w:ascii="Times New Roman" w:hAnsi="Times New Roman"/>
@@ -15586,6 +15730,7 @@
     <w:rsid w:val="00174e74"/>
     <w:pPr>
       <w:widowControl/>
+      <w:suppressAutoHyphens w:val="true"/>
       <w:bidi w:val="0"/>
       <w:spacing w:lineRule="auto" w:line="259" w:before="0" w:after="160"/>
       <w:jc w:val="left"/>
@@ -15678,7 +15823,30 @@
     </w:pPr>
     <w:rPr/>
   </w:style>
-  <w:style w:type="numbering" w:styleId="Style16" w:default="1">
+  <w:style w:type="paragraph" w:styleId="Style16">
+    <w:name w:val="Содержимое таблицы"/>
+    <w:basedOn w:val="Normal"/>
+    <w:qFormat/>
+    <w:pPr>
+      <w:widowControl w:val="false"/>
+      <w:suppressLineNumbers/>
+    </w:pPr>
+    <w:rPr/>
+  </w:style>
+  <w:style w:type="paragraph" w:styleId="Style17">
+    <w:name w:val="Заголовок таблицы"/>
+    <w:basedOn w:val="Style16"/>
+    <w:qFormat/>
+    <w:pPr>
+      <w:suppressLineNumbers/>
+      <w:jc w:val="center"/>
+    </w:pPr>
+    <w:rPr>
+      <w:b/>
+      <w:bCs/>
+    </w:rPr>
+  </w:style>
+  <w:style w:type="numbering" w:styleId="Style18" w:default="1">
     <w:name w:val="Без списка"/>
     <w:uiPriority w:val="99"/>
     <w:semiHidden/>
